--- a/atelier/capsule_064D_comparatif.docx
+++ b/atelier/capsule_064D_comparatif.docx
@@ -1452,7 +1452,7 @@
               <w:spacing w:after="40"/>
             </w:pPr>
             <w:r>
-              <w:t xml:space="preserve">   → OUI : GitFlow est probablement justifié (c'est son point fort).</w:t>
+              <w:t xml:space="preserve"> → OUI : GitFlow est probablement justifié (c'est son point fort).</w:t>
             </w:r>
           </w:p>
           <w:p>
@@ -1460,7 +1460,7 @@
               <w:spacing w:after="40"/>
             </w:pPr>
             <w:r>
-              <w:t xml:space="preserve">   → NON : continuez ↓</w:t>
+              <w:t xml:space="preserve"> → NON : continuez ↓</w:t>
             </w:r>
           </w:p>
           <w:p>
@@ -1484,7 +1484,7 @@
               <w:spacing w:after="40"/>
             </w:pPr>
             <w:r>
-              <w:t xml:space="preserve">   → NON / pas encore : Feature Branching avec branches courtes est un bon socle.</w:t>
+              <w:t xml:space="preserve"> → NON / pas encore : Feature Branching avec branches courtes est un bon socle.</w:t>
             </w:r>
           </w:p>
           <w:p>
@@ -1492,7 +1492,7 @@
               <w:spacing w:after="40"/>
             </w:pPr>
             <w:r>
-              <w:t xml:space="preserve">   → OUI : continuez ↓</w:t>
+              <w:t xml:space="preserve"> → OUI : continuez ↓</w:t>
             </w:r>
           </w:p>
           <w:p>
@@ -1516,7 +1516,7 @@
               <w:spacing w:after="40"/>
             </w:pPr>
             <w:r>
-              <w:t xml:space="preserve">   → PAS ENCORE : Feature Branching, en construisant les prérequis. Vous migrerez ensuite.</w:t>
+              <w:t xml:space="preserve"> → PAS ENCORE : Feature Branching, en construisant les prérequis. Vous migrerez ensuite.</w:t>
             </w:r>
           </w:p>
           <w:p>
@@ -1524,7 +1524,7 @@
               <w:spacing w:after="40"/>
             </w:pPr>
             <w:r>
-              <w:t xml:space="preserve">   → OUI : Trunk-Based est à votre portée et vous donnera la meilleure fréquence/fiabilité.</w:t>
+              <w:t xml:space="preserve"> → OUI : Trunk-Based est à votre portée et vous donnera la meilleure fréquence/fiabilité.</w:t>
             </w:r>
           </w:p>
         </w:tc>
